--- a/de_cuong_KG_GraphRAG_vien_thong (1).docx
+++ b/de_cuong_KG_GraphRAG_vien_thong (1).docx
@@ -63,7 +63,7 @@
           <w:sz w:val="28"/>
           <w:szCs w:val="28"/>
         </w:rPr>
-        <w:t xml:space="preserve">Hệ thống hỗ trợ phân tích và chẩn đoán sự cố mạng viễn thông sử dụng Knowledge Graph, GraphRAG và Rule-Based Reasoning</w:t>
+        <w:t>Hệ thống hỗ trợ phân tích và chẩn đoán sự cố hệ thống mạng và dịch vụ CNTT sử dụng Knowledge Graph, GraphRAG và Rule-Based Reasoning</w:t>
       </w:r>
     </w:p>
     <w:p>
@@ -96,7 +96,7 @@
           <w:sz w:val="26"/>
           <w:szCs w:val="26"/>
         </w:rPr>
-        <w:t xml:space="preserve">Tên đề tài: Hệ thống hỗ trợ phân tích và chẩn đoán sự cố mạng viễn thông sử dụng Knowledge Graph, GraphRAG và Rule-Based Reasoning.</w:t>
+        <w:t>Tên đề tài: Hệ thống hỗ trợ phân tích và chẩn đoán sự cố hệ thống mạng và dịch vụ CNTT sử dụng Knowledge Graph, GraphRAG và Rule-Based Reasoning.</w:t>
       </w:r>
     </w:p>
     <w:p>
@@ -393,7 +393,7 @@
           <w:sz w:val="26"/>
           <w:szCs w:val="26"/>
         </w:rPr>
-        <w:t xml:space="preserve">Phạm vi dữ liệu: dữ liệu mô phỏng/giả lập về topology mạng, cảnh báo (alarm) và KPI ở quy mô vừa phải (một số loại thiết bị tiêu biểu: BTS/gNodeB, OLT, router, thiết bị truyền dẫn), do giới hạn thời gian của học phần không đi sâu vào việc kết nối dữ liệu vận hành thực tế đang bảo mật.</w:t>
+        <w:t>Phạm vi dữ liệu: gồm hai lớp. (1) Lớp chính: dữ liệu mô phỏng/giả lập về topology mạng viễn thông, cảnh báo (alarm) và KPI ở quy mô vừa phải (một số loại thiết bị tiêu biểu: BTS/gNodeB, OLT, router, thiết bị truyền dẫn), do giới hạn thời gian của học phần không đi sâu vào việc kết nối dữ liệu vận hành thực tế đang bảo mật. (2) Lớp đối chiếu bổ sung: dữ liệu sự cố THẬT ngoài miền viễn thông (hạ tầng IT-ops/microservice, bộ dữ liệu công khai NetManAIOps/DejaVu, giấy phép CC-BY 4.0, Zenodo DOI 10.5281/zenodo.6955909), dùng để kiểm chứng độc lập khả năng tổng quát hoá của phương pháp (Knowledge Graph + Rule-Based Reasoning + GraphRAG) trên một hệ thống có cấu trúc phụ thuộc thực tế, không tự tạo dữ liệu.</w:t>
       </w:r>
     </w:p>
     <w:p>

--- a/de_cuong_KG_GraphRAG_vien_thong (1).docx
+++ b/de_cuong_KG_GraphRAG_vien_thong (1).docx
@@ -63,7 +63,7 @@
           <w:sz w:val="28"/>
           <w:szCs w:val="28"/>
         </w:rPr>
-        <w:t>Hệ thống hỗ trợ phân tích và chẩn đoán sự cố hệ thống mạng và dịch vụ CNTT sử dụng Knowledge Graph, GraphRAG và Rule-Based Reasoning</w:t>
+        <w:t>Trợ lý chẩn đoán nguyên nhân gốc rễ sự cố mạng/CNTT dựa trên tri thức: Knowledge Graph, luật suy diễn và GraphRAG</w:t>
       </w:r>
     </w:p>
     <w:p>
@@ -96,7 +96,7 @@
           <w:sz w:val="26"/>
           <w:szCs w:val="26"/>
         </w:rPr>
-        <w:t>Tên đề tài: Hệ thống hỗ trợ phân tích và chẩn đoán sự cố hệ thống mạng và dịch vụ CNTT sử dụng Knowledge Graph, GraphRAG và Rule-Based Reasoning.</w:t>
+        <w:t>Tên đề tài: Trợ lý chẩn đoán nguyên nhân gốc rễ sự cố mạng/CNTT dựa trên tri thức: Knowledge Graph, luật suy diễn và GraphRAG.</w:t>
       </w:r>
     </w:p>
     <w:p>
